--- a/weekly_reports/W04_系统设计.docx
+++ b/weekly_reports/W04_系统设计.docx
@@ -852,6 +852,23 @@
           <w:u w:val="none"/>
         </w:rPr>
         <w:t>Submitted by: [TBD]  Date: 2026-11-08  Version: v1.0</w:t>
+      </w:r>
+    </w:p>
+    <w:p>
+      <w:pPr>
+        <w:spacing w:after="120"/>
+        <w:rPr>
+          <w:rFonts w:ascii="Times New Roman" w:eastAsia="华文楷体" w:hAnsi="Times New Roman" w:cs="Times New Roman"/>
+          <w:i/>
+          <w:lang w:eastAsia="zh-CN"/>
+        </w:rPr>
+      </w:pPr>
+      <w:r>
+        <w:rPr>
+          <w:rFonts w:ascii="Times New Roman" w:hAnsi="Times New Roman"/>
+          <w:u w:val="none"/>
+        </w:rPr>
+        <w:t xml:space="preserve">候选技术路线（待评估，未定稿）：团队正评估以 YOLO（摄像头视觉车辆占用检测）与 STM32（主控）作为候选方案，YOLO 可独立检测车位占用或与地磁/超声波互补，STM32 可替代或配合 ESP32 承担采集与控制；是否采纳及最终架构待评审后确定，本报告其余内容暂以“地磁＋超声波＋ESP32＋MQTT”为基线。</w:t>
       </w:r>
     </w:p>
     <w:p>

--- a/weekly_reports/W04_系统设计.docx
+++ b/weekly_reports/W04_系统设计.docx
@@ -868,7 +868,7 @@
           <w:rFonts w:ascii="Times New Roman" w:hAnsi="Times New Roman"/>
           <w:u w:val="none"/>
         </w:rPr>
-        <w:t xml:space="preserve">候选技术路线（待评估，未定稿）：团队正评估以 YOLO（摄像头视觉车辆占用检测）与 STM32（主控）作为候选方案，YOLO 可独立检测车位占用或与地磁/超声波互补，STM32 可替代或配合 ESP32 承担采集与控制；是否采纳及最终架构待评审后确定，本报告其余内容暂以“地磁＋超声波＋ESP32＋MQTT”为基线。</w:t>
+        <w:t xml:space="preserve">技术路线（已确定）：团队确定以 YOLO（摄像头视觉车辆占用检测，配置为不识别车辆身份）作为车位占用检测主路线，STM32 作为主控（外接 Wi-Fi 模块接入 MQTT），地磁＋超声波双传感器作为低成本互补校验；数据经 MQTT → SQLite → Web Dashboard 发布。</w:t>
       </w:r>
     </w:p>
     <w:p>
@@ -1917,7 +1917,7 @@
               <w:rPr>
                 <w:u w:val="none"/>
               </w:rPr>
-              <w:t>传感采集与融合模块（B）</w:t>
+              <w:t>检测与采集模块（B/C）</w:t>
             </w:r>
           </w:p>
         </w:tc>
@@ -1950,7 +1950,7 @@
               <w:rPr>
                 <w:u w:val="none"/>
               </w:rPr>
-              <w:t>地磁＋超声波双输入，阈值与去抖判断占用/空闲</w:t>
+              <w:t>YOLO视觉输入为主＋地磁/超声波校验，阈值与去抖判断占用/空闲</w:t>
             </w:r>
           </w:p>
         </w:tc>
@@ -1983,7 +1983,7 @@
               <w:rPr>
                 <w:u w:val="none"/>
               </w:rPr>
-              <w:t>传感器标定、阈值设定待W9验证</w:t>
+              <w:t>摄像头角度与检测阈值标定待W9验证</w:t>
             </w:r>
           </w:p>
         </w:tc>
@@ -2088,7 +2088,7 @@
               <w:rPr>
                 <w:u w:val="none"/>
               </w:rPr>
-              <w:t>ESP32边缘处理，MQTT发布，断网重连与重发</w:t>
+              <w:t>STM32主控＋Wi-Fi模块，MQTT发布，断网重连与重发</w:t>
             </w:r>
           </w:p>
         </w:tc>
@@ -2320,7 +2320,7 @@
           <w:rFonts w:ascii="Times New Roman" w:hAnsi="Times New Roman"/>
           <w:u w:val="none"/>
         </w:rPr>
-        <w:t>传感器选型：地磁（低功耗、耐候、检测金属车辆）vs 超声波（测距直观、对非金属有效）vs 红外/ToF（易受阳光与尘土干扰）。采用“地磁＋超声波”双传感器融合，弥补单一传感器误判，兼顾准确性与隐私。</w:t>
+        <w:t>检测方案：YOLO（摄像头视觉占用检测，不识别身份、可多车位、覆盖直观）作为主路线，地磁＋超声波作为低成本互补校验（弥补光照/遮挡下视觉误判）。</w:t>
         <w:br/>
       </w:r>
       <w:r>
@@ -2328,7 +2328,7 @@
           <w:rFonts w:ascii="Times New Roman" w:hAnsi="Times New Roman"/>
           <w:u w:val="none"/>
         </w:rPr>
-        <w:t>主控：ESP32（自带Wi-Fi、开发成熟、成本低、可借用）vs Arduino（需外接Wi-Fi模块），选ESP32。</w:t>
+        <w:t>主控：STM32（稳定、外设丰富、实时性强；需外接Wi-Fi模块）vs ESP32（自带Wi-Fi、开发成熟）vs Arduino，选STM32＋ESP8266 Wi-Fi模块。</w:t>
         <w:br/>
       </w:r>
       <w:r>
@@ -2394,7 +2394,7 @@
           <w:rFonts w:ascii="Times New Roman" w:hAnsi="Times New Roman"/>
           <w:u w:val="none"/>
         </w:rPr>
-        <w:t>BOM v1 见 docs/bom_v1.xlsx：ESP32开发板×1（借/待询价）、地磁传感器QMC5883L×1（借/待询价）、超声波HC-SR04×1（借/待询价）、面包板与杜邦线1套（可借）、USB电源/移动电源1个（自有）、外壳（暂用纸盒，待购询价）；价格未确认项标记“待询价”。</w:t>
+        <w:t>BOM v1 见 docs/bom_v1.xlsx：STM32开发板×1（借/待询价）、ESP8266 Wi-Fi模块×1（借/待询价）、摄像头模块（运行YOLO）×1（借/待询价）、地磁传感器QMC5883L×1与超声波HC-SR04×1（互补校验，借/待询价）、面包板与杜邦线1套（可借）、USB电源/移动电源1个（自有）、外壳（暂用纸盒，待购询价）；价格未确认项标记“待询价”。</w:t>
         <w:br/>
       </w:r>
       <w:r>
@@ -2402,7 +2402,7 @@
           <w:rFonts w:ascii="Times New Roman" w:hAnsi="Times New Roman"/>
           <w:u w:val="none"/>
         </w:rPr>
-        <w:t>软件依赖：MicroPython/Arduino库、paho-mqtt、本地MQTT broker（Mosquitto）、SQLite、Web Dashboard。</w:t>
+        <w:t>软件依赖：YOLO部署库（OpenCV/Ultralytics）、STM32固件（HAL/库）、paho-mqtt、本地MQTT broker（Mosquitto）、SQLite、Web Dashboard。</w:t>
         <w:br/>
       </w:r>
       <w:r>
@@ -2410,7 +2410,7 @@
           <w:rFonts w:ascii="Times New Roman" w:hAnsi="Times New Roman"/>
           <w:u w:val="none"/>
         </w:rPr>
-        <w:t>资源缺口：户外防雨外壳待确认、传感器借用申请待批复。</w:t>
+        <w:t>资源缺口：户外防雨外壳待确认、摄像头与器件借用申请待批复。</w:t>
       </w:r>
     </w:p>
     <w:p>
@@ -2460,7 +2460,7 @@
           <w:rFonts w:ascii="Times New Roman" w:hAnsi="Times New Roman"/>
           <w:u w:val="none"/>
         </w:rPr>
-        <w:t>设计基线 v1 已通过G3保存。W06优先验证高风险子系统：传感采集与融合模块（R01）——重点验证地磁＋超声波阈值判断与去抖；以及MQTT发布链路（R02）的连通性。未确认接口与设备资源（如外壳、借用批复）已写入行动项。</w:t>
+        <w:t>设计基线 v1 已通过G3保存。W06优先验证高风险子系统：检测与采集模块（R01）——重点验证YOLO视觉占用判断（辅以地磁/超声波校验）与去抖；以及MQTT发布链路（R02）的连通性。未确认接口与设备资源（如外壳、借用批复）已写入行动项。</w:t>
       </w:r>
     </w:p>
     <w:p>
